--- a/soporte documental/04 Metodologia y Fuentes de Datos.docx
+++ b/soporte documental/04 Metodologia y Fuentes de Datos.docx
@@ -1063,7 +1063,7 @@
         <w:rPr>
           <w:sz w:val="21"/>
         </w:rPr>
-        <w:t xml:space="preserve"> Se generan los polígonos de deforestación (parches ≥1 ha) por periodo, recortados a la jurisdicción y simplificados, para el visor y los cruces temáticos.</w:t>
+        <w:t xml:space="preserve"> Se generan los polígonos de deforestación (parches de deforestación (incluidos los de menos de 1 ha)) por periodo, recortados a la jurisdicción y simplificados, para el visor y los cruces temáticos.</w:t>
       </w:r>
     </w:p>
     <w:p>
@@ -3800,7 +3800,7 @@
           <w:color w:val="222A25"/>
           <w:sz w:val="21"/>
         </w:rPr>
-        <w:t>intersecando geométricamente los hotspots de deforestación (parches ≥1 ha) con las capas de cartografía oficial</w:t>
+        <w:t>intersecando geométricamente los hotspots de deforestación (parches de deforestación (incluidos los de menos de 1 ha)) con las capas de cartografía oficial</w:t>
       </w:r>
       <w:r>
         <w:rPr>
@@ -4007,7 +4007,7 @@
         <w:rPr>
           <w:sz w:val="21"/>
         </w:rPr>
-        <w:t xml:space="preserve"> disponen de geometría de hotspots (parches ≥1 ha). Los cruces temáticos y el visor de parches se limitan por tanto a esos periodos.</w:t>
+        <w:t xml:space="preserve"> disponen de geometría de hotspots (parches de deforestación (incluidos los de menos de 1 ha)). Los cruces temáticos y el visor de parches se limitan por tanto a esos periodos.</w:t>
       </w:r>
     </w:p>
     <w:p>
@@ -4128,7 +4128,7 @@
         <w:rPr>
           <w:sz w:val="21"/>
         </w:rPr>
-        <w:t xml:space="preserve"> Los hotspots aplican un umbral mínimo de 1 ha; la deforestación por debajo de ese umbral no se representa como polígono, aunque sí se contabiliza en la serie municipal cuando la fuente lo permite.</w:t>
+        <w:t xml:space="preserve"> Los hotspots aplican un umbral mínimo de 0,09 ha (un píxel de 30 m del ráster), por lo que incluye los focos de menos de 1 ha; solo se descarta el ruido por debajo de ese tamaño, aunque sí se contabiliza en la serie municipal cuando la fuente lo permite.</w:t>
       </w:r>
     </w:p>
     <w:p>

--- a/soporte documental/04 Metodologia y Fuentes de Datos.docx
+++ b/soporte documental/04 Metodologia y Fuentes de Datos.docx
@@ -1063,7 +1063,7 @@
         <w:rPr>
           <w:sz w:val="21"/>
         </w:rPr>
-        <w:t xml:space="preserve"> Se generan los polígonos de deforestación (parches de deforestación (incluidos los de menos de 1 ha)) por periodo, recortados a la jurisdicción y simplificados, para el visor y los cruces temáticos.</w:t>
+        <w:t xml:space="preserve"> Se generan los polígonos de deforestación (parches, incluidos los de menos de 1 ha) por periodo, recortados a la jurisdicción y simplificados, para el visor y los cruces temáticos.</w:t>
       </w:r>
     </w:p>
     <w:p>
@@ -3800,7 +3800,7 @@
           <w:color w:val="222A25"/>
           <w:sz w:val="21"/>
         </w:rPr>
-        <w:t>intersecando geométricamente los hotspots de deforestación (parches de deforestación (incluidos los de menos de 1 ha)) con las capas de cartografía oficial</w:t>
+        <w:t>intersecando geométricamente los hotspots de deforestación (parches, incluidos los de menos de 1 ha) con las capas de cartografía oficial</w:t>
       </w:r>
       <w:r>
         <w:rPr>
@@ -3827,20 +3827,20 @@
         <w:rPr>
           <w:sz w:val="21"/>
         </w:rPr>
-        <w:t xml:space="preserve"> Sobre 32.409,5 ha de deforestación mapeada, el </w:t>
+        <w:t xml:space="preserve"> Sobre 29.376,9 ha de deforestación mapeada, el </w:t>
       </w:r>
       <w:r>
         <w:rPr>
           <w:b/>
           <w:sz w:val="21"/>
         </w:rPr>
-        <w:t>30,2 %</w:t>
+        <w:t>40,8 %</w:t>
       </w:r>
       <w:r>
         <w:rPr>
           <w:sz w:val="21"/>
         </w:rPr>
-        <w:t xml:space="preserve"> (9.786,5 ha) cae dentro de un título minero o una solicitud minera vigente: 11,0 % dentro de títulos otorgados y 19,2 % dentro de solicitudes en evaluación.</w:t>
+        <w:t xml:space="preserve"> (11.988,4 ha) cae dentro de un título minero o una solicitud minera vigente: 14,9 % dentro de títulos otorgados y 25,9 % dentro de solicitudes en evaluación.</w:t>
       </w:r>
     </w:p>
     <w:p>
@@ -3893,7 +3893,7 @@
         <w:rPr>
           <w:sz w:val="21"/>
         </w:rPr>
-        <w:t xml:space="preserve"> El 34,5 % de la deforestación mapeada intersecta la reserva (recortada previamente a la jurisdicción para no inflar el dato con deforestación externa del Chocó).</w:t>
+        <w:t xml:space="preserve"> El 35,8 % de la deforestación mapeada intersecta la reserva (recortada previamente a la jurisdicción para no inflar el dato con deforestación externa del Chocó).</w:t>
       </w:r>
     </w:p>
     <w:p>
@@ -3913,7 +3913,7 @@
         <w:rPr>
           <w:sz w:val="21"/>
         </w:rPr>
-        <w:t xml:space="preserve"> Las 7 cuencas monitoreadas acumulan deforestación mapeada; el POMCA del Río León encabeza con 3.860,1 ha.</w:t>
+        <w:t xml:space="preserve"> Las 7 cuencas monitoreadas acumulan deforestación mapeada; el POMCA del Río León encabeza con 4.738,5 ha.</w:t>
       </w:r>
     </w:p>
     <w:p>
@@ -3933,7 +3933,7 @@
         <w:rPr>
           <w:sz w:val="21"/>
         </w:rPr>
-        <w:t xml:space="preserve"> La deforestación mapeada se cruza con los 39 resguardos y 7 consejos; el análisis muestra un desplazamiento de la presión hacia territorios étnicos (del 16,4 % de lo mapeado en 2002-2010 al 40,9 % en 2019-2023).</w:t>
+        <w:t xml:space="preserve"> La deforestación mapeada se cruza con los 39 resguardos y 7 consejos; el análisis muestra un desplazamiento de la presión hacia territorios étnicos (del 16,6 % de lo mapeado en 2002-2010 al 40,6 % en 2019-2023).</w:t>
       </w:r>
     </w:p>
     <w:p>
@@ -4007,7 +4007,7 @@
         <w:rPr>
           <w:sz w:val="21"/>
         </w:rPr>
-        <w:t xml:space="preserve"> disponen de geometría de hotspots (parches de deforestación (incluidos los de menos de 1 ha)). Los cruces temáticos y el visor de parches se limitan por tanto a esos periodos.</w:t>
+        <w:t xml:space="preserve"> disponen de geometría de hotspots (parches, incluidos los de menos de 1 ha). Los cruces temáticos y el visor de parches se limitan por tanto a esos periodos.</w:t>
       </w:r>
     </w:p>
     <w:p>
@@ -4034,13 +4034,13 @@
           <w:b/>
           <w:sz w:val="21"/>
         </w:rPr>
-        <w:t>65 % de la deforestación</w:t>
+        <w:t>64 % de la deforestación</w:t>
       </w:r>
       <w:r>
         <w:rPr>
           <w:sz w:val="21"/>
         </w:rPr>
-        <w:t xml:space="preserve"> de la jurisdicción; el resto se conoce a nivel de agregado municipal (serie municipal) pero sin polígono asociado. Por eso los porcentajes de los cruces temáticos se calculan siempre sobre el subconjunto mapeado y no sobre el total de la serie.</w:t>
+        <w:t xml:space="preserve"> de la jurisdicción (≈29.918 ha de las 46.846 ha totales); el resto se conoce a nivel de agregado municipal (serie municipal) pero sin polígono asociado. Por eso los porcentajes de los cruces temáticos se calculan siempre sobre el subconjunto mapeado y no sobre el total de la serie.</w:t>
       </w:r>
     </w:p>
     <w:p>
@@ -4128,7 +4128,7 @@
         <w:rPr>
           <w:sz w:val="21"/>
         </w:rPr>
-        <w:t xml:space="preserve"> Los hotspots aplican un umbral mínimo de 0,09 ha (un píxel de 30 m del ráster), por lo que incluye los focos de menos de 1 ha; solo se descarta el ruido por debajo de ese tamaño, aunque sí se contabiliza en la serie municipal cuando la fuente lo permite.</w:t>
+        <w:t xml:space="preserve"> Los hotspots aplican un umbral mínimo de 0,09 ha (un píxel de 30 m del ráster), por lo que incluyen los focos de menos de 1 ha; solo se descarta el ruido por debajo de ese tamaño. La deforestación no representada como polígono (los 6 periodos sin geometría) sí se contabiliza en la serie municipal cuando la fuente lo permite.</w:t>
       </w:r>
     </w:p>
     <w:p>
@@ -4230,7 +4230,7 @@
         <w:rPr>
           <w:sz w:val="21"/>
         </w:rPr>
-        <w:t xml:space="preserve"> (30,2 % en minería), </w:t>
+        <w:t xml:space="preserve"> (40,8 % en minería), </w:t>
       </w:r>
       <w:r>
         <w:rPr>
@@ -4244,7 +4244,7 @@
         <w:rPr>
           <w:sz w:val="21"/>
         </w:rPr>
-        <w:t xml:space="preserve"> (34,5 % Ley 2ª), </w:t>
+        <w:t xml:space="preserve"> (35,8 % Ley 2ª), </w:t>
       </w:r>
       <w:r>
         <w:rPr>
